--- a/course_development/domains/active_inference_robotics/04_autonomous_agents/08_planning/output/lecture-content/08_planning-module.docx
+++ b/course_development/domains/active_inference_robotics/04_autonomous_agents/08_planning/output/lecture-content/08_planning-module.docx
@@ -19,7 +19,7 @@
     </w:p>
     <w:p>
       <w:r>
-        <w:t>This module explores Planning . In the Robotics curriculum, we approach this topic with a focus on specific applications and theoretical depth appropriate for the audience. Planning is a critical component of the 8-part Active Inference spine, bridging the gap between [Previous Topic] and [Next Topic].</w:t>
+        <w:t>This module explores Planning . In the Robotics curriculum, we approach this topic with a focus on specific applications and theoretical depth appropriate for the audience. Planning is a critical component of the 8-part Active Inference spine, bridging the gap between Communication and Systems.</w:t>
       </w:r>
     </w:p>
     <w:p>
@@ -66,9 +66,9 @@
       <w:r>
         <w:t>In Robotics, we see Planning manifest in:</w:t>
         <w:br/>
-        <w:t>* Specific Example 1 : [Add domain-specific example here]</w:t>
+        <w:t>* Specific Example 1 : A self-driving vehicle approaching an unprotected left turn plans by evaluating multiple policy trees over a 6-second horizon: each branch represents a different scenario for oncoming traffic behavior (yield, accelerate, change lane), and the planner selects the action sequence that minimizes expected free energy across all weighted scenarios -- this contingency planning naturally produces cautious behavior (waiting for a safe gap) when oncoming traffic intent is ambiguous, and decisive behavior (proceeding confidently) when the gap is clearly sufficient, without hand-coded rules for either case.</w:t>
         <w:br/>
-        <w:t>* Specific Example 2 : [Add domain-specific example here]</w:t>
+        <w:t>* Specific Example 2 : An autonomous exploration robot in an unknown environment plans its next movement by evaluating candidate viewpoints for their expected information gain using a frontier-based exploration strategy augmented with Active Inference; each candidate frontier cell is scored by the expected reduction in map entropy (epistemic value) discounted by the travel cost (pragmatic cost), and the planner selects the frontier that maximizes the ratio of information gained per meter traveled, producing efficient space-covering exploration trajectories that balance curiosity against energy expenditure.</w:t>
       </w:r>
     </w:p>
     <w:p>
